--- a/Placement_Portal_Report.docx
+++ b/Placement_Portal_Report.docx
@@ -197,43 +197,7 @@
                 <w:sz w:val="17"/>
                 <w:szCs w:val="17"/>
               </w:rPr>
-              <w:t xml:space="preserve">IIT Madras Online Degree </w:t>
-            </w:r>
-            <w:proofErr w:type="gramStart"/>
-            <w:r>
-              <w:rPr>
-                <w:color w:val="8898AA"/>
-                <w:sz w:val="17"/>
-                <w:szCs w:val="17"/>
-              </w:rPr>
-              <w:t>Programme  |</w:t>
-            </w:r>
-            <w:proofErr w:type="gramEnd"/>
-            <w:r>
-              <w:rPr>
-                <w:color w:val="8898AA"/>
-                <w:sz w:val="17"/>
-                <w:szCs w:val="17"/>
-              </w:rPr>
-              <w:t xml:space="preserve">  Data Science &amp; </w:t>
-            </w:r>
-            <w:proofErr w:type="gramStart"/>
-            <w:r>
-              <w:rPr>
-                <w:color w:val="8898AA"/>
-                <w:sz w:val="17"/>
-                <w:szCs w:val="17"/>
-              </w:rPr>
-              <w:t>Applications  |</w:t>
-            </w:r>
-            <w:proofErr w:type="gramEnd"/>
-            <w:r>
-              <w:rPr>
-                <w:color w:val="8898AA"/>
-                <w:sz w:val="17"/>
-                <w:szCs w:val="17"/>
-              </w:rPr>
-              <w:t xml:space="preserve">  202</w:t>
+              <w:t>IIT Madras Online Degree Programme  |  Data Science &amp; Applications  |  202</w:t>
             </w:r>
             <w:r>
               <w:rPr>
@@ -256,7 +220,6 @@
         </w:pBdr>
         <w:spacing w:before="260" w:after="100"/>
       </w:pPr>
-      <w:proofErr w:type="gramStart"/>
       <w:r>
         <w:rPr>
           <w:b/>
@@ -276,370 +239,6 @@
           <w:szCs w:val="20"/>
         </w:rPr>
         <w:t xml:space="preserve">  AUTHOR</w:t>
-      </w:r>
-      <w:proofErr w:type="gramEnd"/>
-    </w:p>
-    <w:tbl>
-      <w:tblPr>
-        <w:tblW w:w="9026" w:type="dxa"/>
-        <w:tblBorders>
-          <w:top w:val="single" w:sz="4" w:space="0" w:color="auto"/>
-          <w:left w:val="single" w:sz="4" w:space="0" w:color="auto"/>
-          <w:bottom w:val="single" w:sz="4" w:space="0" w:color="auto"/>
-          <w:right w:val="single" w:sz="4" w:space="0" w:color="auto"/>
-          <w:insideH w:val="single" w:sz="4" w:space="0" w:color="auto"/>
-          <w:insideV w:val="single" w:sz="4" w:space="0" w:color="auto"/>
-        </w:tblBorders>
-        <w:tblCellMar>
-          <w:left w:w="10" w:type="dxa"/>
-          <w:right w:w="10" w:type="dxa"/>
-        </w:tblCellMar>
-        <w:tblLook w:val="04A0" w:firstRow="1" w:lastRow="0" w:firstColumn="1" w:lastColumn="0" w:noHBand="0" w:noVBand="1"/>
-      </w:tblPr>
-      <w:tblGrid>
-        <w:gridCol w:w="2200"/>
-        <w:gridCol w:w="6826"/>
-      </w:tblGrid>
-      <w:tr>
-        <w:tc>
-          <w:tcPr>
-            <w:tcW w:w="2200" w:type="dxa"/>
-            <w:tcBorders>
-              <w:top w:val="single" w:sz="1" w:space="0" w:color="D6E8FA"/>
-              <w:left w:val="single" w:sz="1" w:space="0" w:color="D6E8FA"/>
-              <w:bottom w:val="single" w:sz="1" w:space="0" w:color="D6E8FA"/>
-              <w:right w:val="single" w:sz="1" w:space="0" w:color="D6E8FA"/>
-            </w:tcBorders>
-            <w:shd w:val="clear" w:color="auto" w:fill="D6E8FA"/>
-            <w:tcMar>
-              <w:top w:w="80" w:type="dxa"/>
-              <w:left w:w="150" w:type="dxa"/>
-              <w:bottom w:w="80" w:type="dxa"/>
-              <w:right w:w="150" w:type="dxa"/>
-            </w:tcMar>
-          </w:tcPr>
-          <w:p>
-            <w:r>
-              <w:rPr>
-                <w:b/>
-                <w:bCs/>
-                <w:color w:val="0D2137"/>
-                <w:sz w:val="17"/>
-                <w:szCs w:val="17"/>
-              </w:rPr>
-              <w:t>Full Name</w:t>
-            </w:r>
-          </w:p>
-        </w:tc>
-        <w:tc>
-          <w:tcPr>
-            <w:tcW w:w="6826" w:type="dxa"/>
-            <w:tcBorders>
-              <w:top w:val="single" w:sz="1" w:space="0" w:color="E2E8F0"/>
-              <w:left w:val="single" w:sz="1" w:space="0" w:color="E2E8F0"/>
-              <w:bottom w:val="single" w:sz="1" w:space="0" w:color="E2E8F0"/>
-              <w:right w:val="single" w:sz="1" w:space="0" w:color="E2E8F0"/>
-            </w:tcBorders>
-            <w:shd w:val="clear" w:color="auto" w:fill="FFFFFF"/>
-            <w:tcMar>
-              <w:top w:w="80" w:type="dxa"/>
-              <w:left w:w="150" w:type="dxa"/>
-              <w:bottom w:w="80" w:type="dxa"/>
-              <w:right w:w="150" w:type="dxa"/>
-            </w:tcMar>
-          </w:tcPr>
-          <w:p>
-            <w:r>
-              <w:rPr>
-                <w:color w:val="1A202C"/>
-                <w:sz w:val="17"/>
-                <w:szCs w:val="17"/>
-              </w:rPr>
-              <w:t>Kshitiz Kumar Singh</w:t>
-            </w:r>
-          </w:p>
-        </w:tc>
-      </w:tr>
-      <w:tr>
-        <w:tc>
-          <w:tcPr>
-            <w:tcW w:w="2200" w:type="dxa"/>
-            <w:tcBorders>
-              <w:top w:val="single" w:sz="1" w:space="0" w:color="D6E8FA"/>
-              <w:left w:val="single" w:sz="1" w:space="0" w:color="D6E8FA"/>
-              <w:bottom w:val="single" w:sz="1" w:space="0" w:color="D6E8FA"/>
-              <w:right w:val="single" w:sz="1" w:space="0" w:color="D6E8FA"/>
-            </w:tcBorders>
-            <w:shd w:val="clear" w:color="auto" w:fill="D6E8FA"/>
-            <w:tcMar>
-              <w:top w:w="80" w:type="dxa"/>
-              <w:left w:w="150" w:type="dxa"/>
-              <w:bottom w:w="80" w:type="dxa"/>
-              <w:right w:w="150" w:type="dxa"/>
-            </w:tcMar>
-          </w:tcPr>
-          <w:p>
-            <w:r>
-              <w:rPr>
-                <w:b/>
-                <w:bCs/>
-                <w:color w:val="0D2137"/>
-                <w:sz w:val="17"/>
-                <w:szCs w:val="17"/>
-              </w:rPr>
-              <w:t>Roll Number</w:t>
-            </w:r>
-          </w:p>
-        </w:tc>
-        <w:tc>
-          <w:tcPr>
-            <w:tcW w:w="6826" w:type="dxa"/>
-            <w:tcBorders>
-              <w:top w:val="single" w:sz="1" w:space="0" w:color="E2E8F0"/>
-              <w:left w:val="single" w:sz="1" w:space="0" w:color="E2E8F0"/>
-              <w:bottom w:val="single" w:sz="1" w:space="0" w:color="E2E8F0"/>
-              <w:right w:val="single" w:sz="1" w:space="0" w:color="E2E8F0"/>
-            </w:tcBorders>
-            <w:shd w:val="clear" w:color="auto" w:fill="F4F6F9"/>
-            <w:tcMar>
-              <w:top w:w="80" w:type="dxa"/>
-              <w:left w:w="150" w:type="dxa"/>
-              <w:bottom w:w="80" w:type="dxa"/>
-              <w:right w:w="150" w:type="dxa"/>
-            </w:tcMar>
-          </w:tcPr>
-          <w:p>
-            <w:r>
-              <w:rPr>
-                <w:color w:val="1A202C"/>
-                <w:sz w:val="17"/>
-                <w:szCs w:val="17"/>
-              </w:rPr>
-              <w:t>25f1001872</w:t>
-            </w:r>
-          </w:p>
-        </w:tc>
-      </w:tr>
-      <w:tr>
-        <w:tc>
-          <w:tcPr>
-            <w:tcW w:w="2200" w:type="dxa"/>
-            <w:tcBorders>
-              <w:top w:val="single" w:sz="1" w:space="0" w:color="D6E8FA"/>
-              <w:left w:val="single" w:sz="1" w:space="0" w:color="D6E8FA"/>
-              <w:bottom w:val="single" w:sz="1" w:space="0" w:color="D6E8FA"/>
-              <w:right w:val="single" w:sz="1" w:space="0" w:color="D6E8FA"/>
-            </w:tcBorders>
-            <w:shd w:val="clear" w:color="auto" w:fill="D6E8FA"/>
-            <w:tcMar>
-              <w:top w:w="80" w:type="dxa"/>
-              <w:left w:w="150" w:type="dxa"/>
-              <w:bottom w:w="80" w:type="dxa"/>
-              <w:right w:w="150" w:type="dxa"/>
-            </w:tcMar>
-          </w:tcPr>
-          <w:p>
-            <w:r>
-              <w:rPr>
-                <w:b/>
-                <w:bCs/>
-                <w:color w:val="0D2137"/>
-                <w:sz w:val="17"/>
-                <w:szCs w:val="17"/>
-              </w:rPr>
-              <w:t>Email</w:t>
-            </w:r>
-          </w:p>
-        </w:tc>
-        <w:tc>
-          <w:tcPr>
-            <w:tcW w:w="6826" w:type="dxa"/>
-            <w:tcBorders>
-              <w:top w:val="single" w:sz="1" w:space="0" w:color="E2E8F0"/>
-              <w:left w:val="single" w:sz="1" w:space="0" w:color="E2E8F0"/>
-              <w:bottom w:val="single" w:sz="1" w:space="0" w:color="E2E8F0"/>
-              <w:right w:val="single" w:sz="1" w:space="0" w:color="E2E8F0"/>
-            </w:tcBorders>
-            <w:shd w:val="clear" w:color="auto" w:fill="FFFFFF"/>
-            <w:tcMar>
-              <w:top w:w="80" w:type="dxa"/>
-              <w:left w:w="150" w:type="dxa"/>
-              <w:bottom w:w="80" w:type="dxa"/>
-              <w:right w:w="150" w:type="dxa"/>
-            </w:tcMar>
-          </w:tcPr>
-          <w:p>
-            <w:r>
-              <w:rPr>
-                <w:color w:val="1A202C"/>
-                <w:sz w:val="17"/>
-                <w:szCs w:val="17"/>
-              </w:rPr>
-              <w:t>25f1001872@ds.study.iitm.ac.in</w:t>
-            </w:r>
-          </w:p>
-        </w:tc>
-      </w:tr>
-      <w:tr>
-        <w:tc>
-          <w:tcPr>
-            <w:tcW w:w="2200" w:type="dxa"/>
-            <w:tcBorders>
-              <w:top w:val="single" w:sz="1" w:space="0" w:color="D6E8FA"/>
-              <w:left w:val="single" w:sz="1" w:space="0" w:color="D6E8FA"/>
-              <w:bottom w:val="single" w:sz="1" w:space="0" w:color="D6E8FA"/>
-              <w:right w:val="single" w:sz="1" w:space="0" w:color="D6E8FA"/>
-            </w:tcBorders>
-            <w:shd w:val="clear" w:color="auto" w:fill="D6E8FA"/>
-            <w:tcMar>
-              <w:top w:w="80" w:type="dxa"/>
-              <w:left w:w="150" w:type="dxa"/>
-              <w:bottom w:w="80" w:type="dxa"/>
-              <w:right w:w="150" w:type="dxa"/>
-            </w:tcMar>
-          </w:tcPr>
-          <w:p>
-            <w:r>
-              <w:rPr>
-                <w:b/>
-                <w:bCs/>
-                <w:color w:val="0D2137"/>
-                <w:sz w:val="17"/>
-                <w:szCs w:val="17"/>
-              </w:rPr>
-              <w:t>Programme</w:t>
-            </w:r>
-          </w:p>
-        </w:tc>
-        <w:tc>
-          <w:tcPr>
-            <w:tcW w:w="6826" w:type="dxa"/>
-            <w:tcBorders>
-              <w:top w:val="single" w:sz="1" w:space="0" w:color="E2E8F0"/>
-              <w:left w:val="single" w:sz="1" w:space="0" w:color="E2E8F0"/>
-              <w:bottom w:val="single" w:sz="1" w:space="0" w:color="E2E8F0"/>
-              <w:right w:val="single" w:sz="1" w:space="0" w:color="E2E8F0"/>
-            </w:tcBorders>
-            <w:shd w:val="clear" w:color="auto" w:fill="F4F6F9"/>
-            <w:tcMar>
-              <w:top w:w="80" w:type="dxa"/>
-              <w:left w:w="150" w:type="dxa"/>
-              <w:bottom w:w="80" w:type="dxa"/>
-              <w:right w:w="150" w:type="dxa"/>
-            </w:tcMar>
-          </w:tcPr>
-          <w:p>
-            <w:r>
-              <w:rPr>
-                <w:color w:val="1A202C"/>
-                <w:sz w:val="17"/>
-                <w:szCs w:val="17"/>
-              </w:rPr>
-              <w:t>B.S. in Data Science &amp; Applications — IIT Madras Online Degree</w:t>
-            </w:r>
-          </w:p>
-        </w:tc>
-      </w:tr>
-      <w:tr>
-        <w:tc>
-          <w:tcPr>
-            <w:tcW w:w="2200" w:type="dxa"/>
-            <w:tcBorders>
-              <w:top w:val="single" w:sz="1" w:space="0" w:color="D6E8FA"/>
-              <w:left w:val="single" w:sz="1" w:space="0" w:color="D6E8FA"/>
-              <w:bottom w:val="single" w:sz="1" w:space="0" w:color="D6E8FA"/>
-              <w:right w:val="single" w:sz="1" w:space="0" w:color="D6E8FA"/>
-            </w:tcBorders>
-            <w:shd w:val="clear" w:color="auto" w:fill="D6E8FA"/>
-            <w:tcMar>
-              <w:top w:w="80" w:type="dxa"/>
-              <w:left w:w="150" w:type="dxa"/>
-              <w:bottom w:w="80" w:type="dxa"/>
-              <w:right w:w="150" w:type="dxa"/>
-            </w:tcMar>
-          </w:tcPr>
-          <w:p>
-            <w:r>
-              <w:rPr>
-                <w:b/>
-                <w:bCs/>
-                <w:color w:val="0D2137"/>
-                <w:sz w:val="17"/>
-                <w:szCs w:val="17"/>
-              </w:rPr>
-              <w:t>About</w:t>
-            </w:r>
-          </w:p>
-        </w:tc>
-        <w:tc>
-          <w:tcPr>
-            <w:tcW w:w="6826" w:type="dxa"/>
-            <w:tcBorders>
-              <w:top w:val="single" w:sz="1" w:space="0" w:color="E2E8F0"/>
-              <w:left w:val="single" w:sz="1" w:space="0" w:color="E2E8F0"/>
-              <w:bottom w:val="single" w:sz="1" w:space="0" w:color="E2E8F0"/>
-              <w:right w:val="single" w:sz="1" w:space="0" w:color="E2E8F0"/>
-            </w:tcBorders>
-            <w:shd w:val="clear" w:color="auto" w:fill="FFFFFF"/>
-            <w:tcMar>
-              <w:top w:w="80" w:type="dxa"/>
-              <w:left w:w="150" w:type="dxa"/>
-              <w:bottom w:w="80" w:type="dxa"/>
-              <w:right w:w="150" w:type="dxa"/>
-            </w:tcMar>
-          </w:tcPr>
-          <w:p>
-            <w:r>
-              <w:rPr>
-                <w:color w:val="1A202C"/>
-                <w:sz w:val="17"/>
-                <w:szCs w:val="17"/>
-              </w:rPr>
-              <w:t>Currently pursuing Civil Engineering alongside the Data Science &amp; Applications programme from IIT Madras. Primary interests include finance, algorithmic trading, and quantitative investing. Actively developing analytical and problem-solving skills to build a career in data-driven financial domains.</w:t>
-            </w:r>
-          </w:p>
-        </w:tc>
-      </w:tr>
-    </w:tbl>
-    <w:p/>
-    <w:p>
-      <w:pPr>
-        <w:pBdr>
-          <w:bottom w:val="single" w:sz="10" w:space="4" w:color="2E7DD1"/>
-        </w:pBdr>
-        <w:spacing w:before="260" w:after="100"/>
-      </w:pPr>
-      <w:proofErr w:type="gramStart"/>
-      <w:r>
-        <w:rPr>
-          <w:b/>
-          <w:bCs/>
-          <w:color w:val="E8A020"/>
-          <w:sz w:val="20"/>
-          <w:szCs w:val="20"/>
-        </w:rPr>
-        <w:t>2</w:t>
-      </w:r>
-      <w:r>
-        <w:rPr>
-          <w:b/>
-          <w:bCs/>
-          <w:color w:val="0D2137"/>
-          <w:sz w:val="20"/>
-          <w:szCs w:val="20"/>
-        </w:rPr>
-        <w:t xml:space="preserve">  AI</w:t>
-      </w:r>
-      <w:proofErr w:type="gramEnd"/>
-      <w:r>
-        <w:rPr>
-          <w:b/>
-          <w:bCs/>
-          <w:color w:val="0D2137"/>
-          <w:sz w:val="20"/>
-          <w:szCs w:val="20"/>
-        </w:rPr>
-        <w:t xml:space="preserve"> / LLM USAGE</w:t>
       </w:r>
     </w:p>
     <w:tbl>
@@ -690,7 +289,7 @@
                 <w:sz w:val="17"/>
                 <w:szCs w:val="17"/>
               </w:rPr>
-              <w:t>Tool(s) Used</w:t>
+              <w:t>Full Name</w:t>
             </w:r>
           </w:p>
         </w:tc>
@@ -718,7 +317,7 @@
                 <w:sz w:val="17"/>
                 <w:szCs w:val="17"/>
               </w:rPr>
-              <w:t>ChatGPT (OpenAI GPT-4)</w:t>
+              <w:t>Kshitiz Kumar Singh</w:t>
             </w:r>
           </w:p>
         </w:tc>
@@ -750,7 +349,7 @@
                 <w:sz w:val="17"/>
                 <w:szCs w:val="17"/>
               </w:rPr>
-              <w:t>Extent of Use</w:t>
+              <w:t>Roll Number</w:t>
             </w:r>
           </w:p>
         </w:tc>
@@ -778,31 +377,7 @@
                 <w:sz w:val="17"/>
                 <w:szCs w:val="17"/>
               </w:rPr>
-              <w:t>12</w:t>
-            </w:r>
-            <w:r>
-              <w:rPr>
-                <w:color w:val="1A202C"/>
-                <w:sz w:val="17"/>
-                <w:szCs w:val="17"/>
-              </w:rPr>
-              <w:t>–2</w:t>
-            </w:r>
-            <w:r>
-              <w:rPr>
-                <w:color w:val="1A202C"/>
-                <w:sz w:val="17"/>
-                <w:szCs w:val="17"/>
-              </w:rPr>
-              <w:t>0</w:t>
-            </w:r>
-            <w:r>
-              <w:rPr>
-                <w:color w:val="1A202C"/>
-                <w:sz w:val="17"/>
-                <w:szCs w:val="17"/>
-              </w:rPr>
-              <w:t>% of total development effort</w:t>
+              <w:t>25f1001872</w:t>
             </w:r>
           </w:p>
         </w:tc>
@@ -834,7 +409,7 @@
                 <w:sz w:val="17"/>
                 <w:szCs w:val="17"/>
               </w:rPr>
-              <w:t>Areas Assisted</w:t>
+              <w:t>Email</w:t>
             </w:r>
           </w:p>
         </w:tc>
@@ -862,73 +437,7 @@
                 <w:sz w:val="17"/>
                 <w:szCs w:val="17"/>
               </w:rPr>
-              <w:t xml:space="preserve">Flask route boilerplate, debugging, </w:t>
-            </w:r>
-            <w:r>
-              <w:rPr>
-                <w:color w:val="1A202C"/>
-                <w:sz w:val="17"/>
-                <w:szCs w:val="17"/>
-              </w:rPr>
-              <w:t>project structure, HTML</w:t>
-            </w:r>
-            <w:r>
-              <w:rPr>
-                <w:color w:val="1A202C"/>
-                <w:sz w:val="17"/>
-                <w:szCs w:val="17"/>
-              </w:rPr>
-              <w:t xml:space="preserve"> </w:t>
-            </w:r>
-            <w:proofErr w:type="gramStart"/>
-            <w:r>
-              <w:rPr>
-                <w:color w:val="1A202C"/>
-                <w:sz w:val="17"/>
-                <w:szCs w:val="17"/>
-              </w:rPr>
-              <w:t>structure</w:t>
-            </w:r>
-            <w:r>
-              <w:rPr>
-                <w:color w:val="1A202C"/>
-                <w:sz w:val="17"/>
-                <w:szCs w:val="17"/>
-              </w:rPr>
-              <w:t xml:space="preserve"> </w:t>
-            </w:r>
-            <w:r>
-              <w:rPr>
-                <w:color w:val="1A202C"/>
-                <w:sz w:val="17"/>
-                <w:szCs w:val="17"/>
-              </w:rPr>
-              <w:t>,</w:t>
-            </w:r>
-            <w:r>
-              <w:rPr>
-                <w:color w:val="1A202C"/>
-                <w:sz w:val="17"/>
-                <w:szCs w:val="17"/>
-              </w:rPr>
-              <w:t>CSS</w:t>
-            </w:r>
-            <w:proofErr w:type="gramEnd"/>
-            <w:r>
-              <w:rPr>
-                <w:color w:val="1A202C"/>
-                <w:sz w:val="17"/>
-                <w:szCs w:val="17"/>
-              </w:rPr>
-              <w:t xml:space="preserve"> Styling Ideas,</w:t>
-            </w:r>
-            <w:r>
-              <w:rPr>
-                <w:color w:val="1A202C"/>
-                <w:sz w:val="17"/>
-                <w:szCs w:val="17"/>
-              </w:rPr>
-              <w:t xml:space="preserve"> and generating inline documentation/comments.</w:t>
+              <w:t>25f1001872@ds.study.iitm.ac.in</w:t>
             </w:r>
           </w:p>
         </w:tc>
@@ -960,7 +469,7 @@
                 <w:sz w:val="17"/>
                 <w:szCs w:val="17"/>
               </w:rPr>
-              <w:t>Code Ownership</w:t>
+              <w:t>Programme</w:t>
             </w:r>
           </w:p>
         </w:tc>
@@ -988,7 +497,67 @@
                 <w:sz w:val="17"/>
                 <w:szCs w:val="17"/>
               </w:rPr>
-              <w:t>All core logic — authentication flow, role-based access, schema design, and business constraints — was designed and implemented independently. AI was used only as a productivity aid, not as a primary author.</w:t>
+              <w:t>B.S. in Data Science &amp; Applications — IIT Madras Online Degree</w:t>
+            </w:r>
+          </w:p>
+        </w:tc>
+      </w:tr>
+      <w:tr>
+        <w:tc>
+          <w:tcPr>
+            <w:tcW w:w="2200" w:type="dxa"/>
+            <w:tcBorders>
+              <w:top w:val="single" w:sz="1" w:space="0" w:color="D6E8FA"/>
+              <w:left w:val="single" w:sz="1" w:space="0" w:color="D6E8FA"/>
+              <w:bottom w:val="single" w:sz="1" w:space="0" w:color="D6E8FA"/>
+              <w:right w:val="single" w:sz="1" w:space="0" w:color="D6E8FA"/>
+            </w:tcBorders>
+            <w:shd w:val="clear" w:color="auto" w:fill="D6E8FA"/>
+            <w:tcMar>
+              <w:top w:w="80" w:type="dxa"/>
+              <w:left w:w="150" w:type="dxa"/>
+              <w:bottom w:w="80" w:type="dxa"/>
+              <w:right w:w="150" w:type="dxa"/>
+            </w:tcMar>
+          </w:tcPr>
+          <w:p>
+            <w:r>
+              <w:rPr>
+                <w:b/>
+                <w:bCs/>
+                <w:color w:val="0D2137"/>
+                <w:sz w:val="17"/>
+                <w:szCs w:val="17"/>
+              </w:rPr>
+              <w:t>About</w:t>
+            </w:r>
+          </w:p>
+        </w:tc>
+        <w:tc>
+          <w:tcPr>
+            <w:tcW w:w="6826" w:type="dxa"/>
+            <w:tcBorders>
+              <w:top w:val="single" w:sz="1" w:space="0" w:color="E2E8F0"/>
+              <w:left w:val="single" w:sz="1" w:space="0" w:color="E2E8F0"/>
+              <w:bottom w:val="single" w:sz="1" w:space="0" w:color="E2E8F0"/>
+              <w:right w:val="single" w:sz="1" w:space="0" w:color="E2E8F0"/>
+            </w:tcBorders>
+            <w:shd w:val="clear" w:color="auto" w:fill="FFFFFF"/>
+            <w:tcMar>
+              <w:top w:w="80" w:type="dxa"/>
+              <w:left w:w="150" w:type="dxa"/>
+              <w:bottom w:w="80" w:type="dxa"/>
+              <w:right w:w="150" w:type="dxa"/>
+            </w:tcMar>
+          </w:tcPr>
+          <w:p>
+            <w:r>
+              <w:rPr>
+                <w:color w:val="1A202C"/>
+                <w:sz w:val="17"/>
+                <w:szCs w:val="17"/>
+              </w:rPr>
+              <w:t>Currently pursuing Civil Engineering alongside the Data Science &amp; Applications programme from IIT Madras. Primary interests include finance, algorithmic trading, and quantitative investing. Actively developing analytical and problem-solving skills to build a career in data-driven financial domains.</w:t>
             </w:r>
           </w:p>
         </w:tc>
@@ -1002,7 +571,345 @@
         </w:pBdr>
         <w:spacing w:before="260" w:after="100"/>
       </w:pPr>
-      <w:proofErr w:type="gramStart"/>
+      <w:r>
+        <w:rPr>
+          <w:b/>
+          <w:bCs/>
+          <w:color w:val="E8A020"/>
+          <w:sz w:val="20"/>
+          <w:szCs w:val="20"/>
+        </w:rPr>
+        <w:t>2</w:t>
+      </w:r>
+      <w:r>
+        <w:rPr>
+          <w:b/>
+          <w:bCs/>
+          <w:color w:val="0D2137"/>
+          <w:sz w:val="20"/>
+          <w:szCs w:val="20"/>
+        </w:rPr>
+        <w:t xml:space="preserve">  AI / LLM USAGE</w:t>
+      </w:r>
+    </w:p>
+    <w:tbl>
+      <w:tblPr>
+        <w:tblW w:w="9026" w:type="dxa"/>
+        <w:tblBorders>
+          <w:top w:val="single" w:sz="4" w:space="0" w:color="auto"/>
+          <w:left w:val="single" w:sz="4" w:space="0" w:color="auto"/>
+          <w:bottom w:val="single" w:sz="4" w:space="0" w:color="auto"/>
+          <w:right w:val="single" w:sz="4" w:space="0" w:color="auto"/>
+          <w:insideH w:val="single" w:sz="4" w:space="0" w:color="auto"/>
+          <w:insideV w:val="single" w:sz="4" w:space="0" w:color="auto"/>
+        </w:tblBorders>
+        <w:tblCellMar>
+          <w:left w:w="10" w:type="dxa"/>
+          <w:right w:w="10" w:type="dxa"/>
+        </w:tblCellMar>
+        <w:tblLook w:val="04A0" w:firstRow="1" w:lastRow="0" w:firstColumn="1" w:lastColumn="0" w:noHBand="0" w:noVBand="1"/>
+      </w:tblPr>
+      <w:tblGrid>
+        <w:gridCol w:w="2200"/>
+        <w:gridCol w:w="6826"/>
+      </w:tblGrid>
+      <w:tr>
+        <w:tc>
+          <w:tcPr>
+            <w:tcW w:w="2200" w:type="dxa"/>
+            <w:tcBorders>
+              <w:top w:val="single" w:sz="1" w:space="0" w:color="D6E8FA"/>
+              <w:left w:val="single" w:sz="1" w:space="0" w:color="D6E8FA"/>
+              <w:bottom w:val="single" w:sz="1" w:space="0" w:color="D6E8FA"/>
+              <w:right w:val="single" w:sz="1" w:space="0" w:color="D6E8FA"/>
+            </w:tcBorders>
+            <w:shd w:val="clear" w:color="auto" w:fill="D6E8FA"/>
+            <w:tcMar>
+              <w:top w:w="80" w:type="dxa"/>
+              <w:left w:w="150" w:type="dxa"/>
+              <w:bottom w:w="80" w:type="dxa"/>
+              <w:right w:w="150" w:type="dxa"/>
+            </w:tcMar>
+          </w:tcPr>
+          <w:p>
+            <w:r>
+              <w:rPr>
+                <w:b/>
+                <w:bCs/>
+                <w:color w:val="0D2137"/>
+                <w:sz w:val="17"/>
+                <w:szCs w:val="17"/>
+              </w:rPr>
+              <w:t>Tool(s) Used</w:t>
+            </w:r>
+          </w:p>
+        </w:tc>
+        <w:tc>
+          <w:tcPr>
+            <w:tcW w:w="6826" w:type="dxa"/>
+            <w:tcBorders>
+              <w:top w:val="single" w:sz="1" w:space="0" w:color="E2E8F0"/>
+              <w:left w:val="single" w:sz="1" w:space="0" w:color="E2E8F0"/>
+              <w:bottom w:val="single" w:sz="1" w:space="0" w:color="E2E8F0"/>
+              <w:right w:val="single" w:sz="1" w:space="0" w:color="E2E8F0"/>
+            </w:tcBorders>
+            <w:shd w:val="clear" w:color="auto" w:fill="FFFFFF"/>
+            <w:tcMar>
+              <w:top w:w="80" w:type="dxa"/>
+              <w:left w:w="150" w:type="dxa"/>
+              <w:bottom w:w="80" w:type="dxa"/>
+              <w:right w:w="150" w:type="dxa"/>
+            </w:tcMar>
+          </w:tcPr>
+          <w:p>
+            <w:r>
+              <w:rPr>
+                <w:color w:val="1A202C"/>
+                <w:sz w:val="17"/>
+                <w:szCs w:val="17"/>
+              </w:rPr>
+              <w:t>ChatGPT (OpenAI GPT-4)</w:t>
+            </w:r>
+          </w:p>
+        </w:tc>
+      </w:tr>
+      <w:tr>
+        <w:tc>
+          <w:tcPr>
+            <w:tcW w:w="2200" w:type="dxa"/>
+            <w:tcBorders>
+              <w:top w:val="single" w:sz="1" w:space="0" w:color="D6E8FA"/>
+              <w:left w:val="single" w:sz="1" w:space="0" w:color="D6E8FA"/>
+              <w:bottom w:val="single" w:sz="1" w:space="0" w:color="D6E8FA"/>
+              <w:right w:val="single" w:sz="1" w:space="0" w:color="D6E8FA"/>
+            </w:tcBorders>
+            <w:shd w:val="clear" w:color="auto" w:fill="D6E8FA"/>
+            <w:tcMar>
+              <w:top w:w="80" w:type="dxa"/>
+              <w:left w:w="150" w:type="dxa"/>
+              <w:bottom w:w="80" w:type="dxa"/>
+              <w:right w:w="150" w:type="dxa"/>
+            </w:tcMar>
+          </w:tcPr>
+          <w:p>
+            <w:r>
+              <w:rPr>
+                <w:b/>
+                <w:bCs/>
+                <w:color w:val="0D2137"/>
+                <w:sz w:val="17"/>
+                <w:szCs w:val="17"/>
+              </w:rPr>
+              <w:t>Extent of Use</w:t>
+            </w:r>
+          </w:p>
+        </w:tc>
+        <w:tc>
+          <w:tcPr>
+            <w:tcW w:w="6826" w:type="dxa"/>
+            <w:tcBorders>
+              <w:top w:val="single" w:sz="1" w:space="0" w:color="E2E8F0"/>
+              <w:left w:val="single" w:sz="1" w:space="0" w:color="E2E8F0"/>
+              <w:bottom w:val="single" w:sz="1" w:space="0" w:color="E2E8F0"/>
+              <w:right w:val="single" w:sz="1" w:space="0" w:color="E2E8F0"/>
+            </w:tcBorders>
+            <w:shd w:val="clear" w:color="auto" w:fill="F4F6F9"/>
+            <w:tcMar>
+              <w:top w:w="80" w:type="dxa"/>
+              <w:left w:w="150" w:type="dxa"/>
+              <w:bottom w:w="80" w:type="dxa"/>
+              <w:right w:w="150" w:type="dxa"/>
+            </w:tcMar>
+          </w:tcPr>
+          <w:p>
+            <w:r>
+              <w:rPr>
+                <w:color w:val="1A202C"/>
+                <w:sz w:val="17"/>
+                <w:szCs w:val="17"/>
+              </w:rPr>
+              <w:t>12–20% of total development effort</w:t>
+            </w:r>
+          </w:p>
+        </w:tc>
+      </w:tr>
+      <w:tr>
+        <w:tc>
+          <w:tcPr>
+            <w:tcW w:w="2200" w:type="dxa"/>
+            <w:tcBorders>
+              <w:top w:val="single" w:sz="1" w:space="0" w:color="D6E8FA"/>
+              <w:left w:val="single" w:sz="1" w:space="0" w:color="D6E8FA"/>
+              <w:bottom w:val="single" w:sz="1" w:space="0" w:color="D6E8FA"/>
+              <w:right w:val="single" w:sz="1" w:space="0" w:color="D6E8FA"/>
+            </w:tcBorders>
+            <w:shd w:val="clear" w:color="auto" w:fill="D6E8FA"/>
+            <w:tcMar>
+              <w:top w:w="80" w:type="dxa"/>
+              <w:left w:w="150" w:type="dxa"/>
+              <w:bottom w:w="80" w:type="dxa"/>
+              <w:right w:w="150" w:type="dxa"/>
+            </w:tcMar>
+          </w:tcPr>
+          <w:p>
+            <w:r>
+              <w:rPr>
+                <w:b/>
+                <w:bCs/>
+                <w:color w:val="0D2137"/>
+                <w:sz w:val="17"/>
+                <w:szCs w:val="17"/>
+              </w:rPr>
+              <w:t>Areas Assisted</w:t>
+            </w:r>
+          </w:p>
+        </w:tc>
+        <w:tc>
+          <w:tcPr>
+            <w:tcW w:w="6826" w:type="dxa"/>
+            <w:tcBorders>
+              <w:top w:val="single" w:sz="1" w:space="0" w:color="E2E8F0"/>
+              <w:left w:val="single" w:sz="1" w:space="0" w:color="E2E8F0"/>
+              <w:bottom w:val="single" w:sz="1" w:space="0" w:color="E2E8F0"/>
+              <w:right w:val="single" w:sz="1" w:space="0" w:color="E2E8F0"/>
+            </w:tcBorders>
+            <w:shd w:val="clear" w:color="auto" w:fill="FFFFFF"/>
+            <w:tcMar>
+              <w:top w:w="80" w:type="dxa"/>
+              <w:left w:w="150" w:type="dxa"/>
+              <w:bottom w:w="80" w:type="dxa"/>
+              <w:right w:w="150" w:type="dxa"/>
+            </w:tcMar>
+          </w:tcPr>
+          <w:p>
+            <w:r>
+              <w:rPr>
+                <w:color w:val="1A202C"/>
+                <w:sz w:val="17"/>
+                <w:szCs w:val="17"/>
+              </w:rPr>
+              <w:t xml:space="preserve">Flask route boilerplate, debugging, </w:t>
+            </w:r>
+            <w:r>
+              <w:rPr>
+                <w:color w:val="1A202C"/>
+                <w:sz w:val="17"/>
+                <w:szCs w:val="17"/>
+              </w:rPr>
+              <w:t>project structure, HTML</w:t>
+            </w:r>
+            <w:r>
+              <w:rPr>
+                <w:color w:val="1A202C"/>
+                <w:sz w:val="17"/>
+                <w:szCs w:val="17"/>
+              </w:rPr>
+              <w:t xml:space="preserve"> structure</w:t>
+            </w:r>
+            <w:r>
+              <w:rPr>
+                <w:color w:val="1A202C"/>
+                <w:sz w:val="17"/>
+                <w:szCs w:val="17"/>
+              </w:rPr>
+              <w:t xml:space="preserve"> </w:t>
+            </w:r>
+            <w:r>
+              <w:rPr>
+                <w:color w:val="1A202C"/>
+                <w:sz w:val="17"/>
+                <w:szCs w:val="17"/>
+              </w:rPr>
+              <w:t>,</w:t>
+            </w:r>
+            <w:r>
+              <w:rPr>
+                <w:color w:val="1A202C"/>
+                <w:sz w:val="17"/>
+                <w:szCs w:val="17"/>
+              </w:rPr>
+              <w:t>CSS Styling Ideas,</w:t>
+            </w:r>
+            <w:r>
+              <w:rPr>
+                <w:color w:val="1A202C"/>
+                <w:sz w:val="17"/>
+                <w:szCs w:val="17"/>
+              </w:rPr>
+              <w:t xml:space="preserve"> and generating inline documentation/comments.</w:t>
+            </w:r>
+          </w:p>
+        </w:tc>
+      </w:tr>
+      <w:tr>
+        <w:tc>
+          <w:tcPr>
+            <w:tcW w:w="2200" w:type="dxa"/>
+            <w:tcBorders>
+              <w:top w:val="single" w:sz="1" w:space="0" w:color="D6E8FA"/>
+              <w:left w:val="single" w:sz="1" w:space="0" w:color="D6E8FA"/>
+              <w:bottom w:val="single" w:sz="1" w:space="0" w:color="D6E8FA"/>
+              <w:right w:val="single" w:sz="1" w:space="0" w:color="D6E8FA"/>
+            </w:tcBorders>
+            <w:shd w:val="clear" w:color="auto" w:fill="D6E8FA"/>
+            <w:tcMar>
+              <w:top w:w="80" w:type="dxa"/>
+              <w:left w:w="150" w:type="dxa"/>
+              <w:bottom w:w="80" w:type="dxa"/>
+              <w:right w:w="150" w:type="dxa"/>
+            </w:tcMar>
+          </w:tcPr>
+          <w:p>
+            <w:r>
+              <w:rPr>
+                <w:b/>
+                <w:bCs/>
+                <w:color w:val="0D2137"/>
+                <w:sz w:val="17"/>
+                <w:szCs w:val="17"/>
+              </w:rPr>
+              <w:t>Code Ownership</w:t>
+            </w:r>
+          </w:p>
+        </w:tc>
+        <w:tc>
+          <w:tcPr>
+            <w:tcW w:w="6826" w:type="dxa"/>
+            <w:tcBorders>
+              <w:top w:val="single" w:sz="1" w:space="0" w:color="E2E8F0"/>
+              <w:left w:val="single" w:sz="1" w:space="0" w:color="E2E8F0"/>
+              <w:bottom w:val="single" w:sz="1" w:space="0" w:color="E2E8F0"/>
+              <w:right w:val="single" w:sz="1" w:space="0" w:color="E2E8F0"/>
+            </w:tcBorders>
+            <w:shd w:val="clear" w:color="auto" w:fill="F4F6F9"/>
+            <w:tcMar>
+              <w:top w:w="80" w:type="dxa"/>
+              <w:left w:w="150" w:type="dxa"/>
+              <w:bottom w:w="80" w:type="dxa"/>
+              <w:right w:w="150" w:type="dxa"/>
+            </w:tcMar>
+          </w:tcPr>
+          <w:p>
+            <w:r>
+              <w:rPr>
+                <w:color w:val="1A202C"/>
+                <w:sz w:val="17"/>
+                <w:szCs w:val="17"/>
+              </w:rPr>
+              <w:t>All core logic — authentication flow, role-based access, schema design, and business constraints — was designed and implemented independently. AI was used only as a productivity aid, not as a primary author.</w:t>
+            </w:r>
+          </w:p>
+        </w:tc>
+      </w:tr>
+    </w:tbl>
+    <w:p/>
+    <w:p>
+      <w:pPr>
+        <w:pBdr>
+          <w:bottom w:val="single" w:sz="10" w:space="4" w:color="2E7DD1"/>
+        </w:pBdr>
+        <w:spacing w:before="260" w:after="100"/>
+      </w:pPr>
       <w:r>
         <w:rPr>
           <w:b/>
@@ -1021,18 +928,7 @@
           <w:sz w:val="20"/>
           <w:szCs w:val="20"/>
         </w:rPr>
-        <w:t xml:space="preserve">  PROJECT</w:t>
-      </w:r>
-      <w:proofErr w:type="gramEnd"/>
-      <w:r>
-        <w:rPr>
-          <w:b/>
-          <w:bCs/>
-          <w:color w:val="0D2137"/>
-          <w:sz w:val="20"/>
-          <w:szCs w:val="20"/>
-        </w:rPr>
-        <w:t xml:space="preserve"> DESCRIPTION</w:t>
+        <w:t xml:space="preserve">  PROJECT DESCRIPTION</w:t>
       </w:r>
     </w:p>
     <w:p>
@@ -1054,21 +950,7 @@
         <w:rPr>
           <w:color w:val="1A202C"/>
         </w:rPr>
-        <w:t xml:space="preserve">The </w:t>
-      </w:r>
-      <w:proofErr w:type="gramStart"/>
-      <w:r>
-        <w:rPr>
-          <w:color w:val="1A202C"/>
-        </w:rPr>
-        <w:t>Admin</w:t>
-      </w:r>
-      <w:proofErr w:type="gramEnd"/>
-      <w:r>
-        <w:rPr>
-          <w:color w:val="1A202C"/>
-        </w:rPr>
-        <w:t xml:space="preserve"> acts as gatekeeper — approving company registrations, overseeing all placement drives, managing users, and maintaining system integrity through blacklisting. Companies register, build profiles (pending Admin approval), post placement drives, and manage the applicant pipeline. Students browse approved drives, apply, upload resumes, and track their application status in real time.</w:t>
+        <w:t>The Admin acts as gatekeeper — approving company registrations, overseeing all placement drives, managing users, and maintaining system integrity through blacklisting. Companies register, build profiles (pending Admin approval), post placement drives, and manage the applicant pipeline. Students browse approved drives, apply, upload resumes, and track their application status in real time.</w:t>
       </w:r>
     </w:p>
     <w:p>
@@ -1096,54 +978,18 @@
         <w:t xml:space="preserve"> at DB level), only approved companies can post drives, and blacklisted accounts lose access while preserving data integrity. The entire database is created programmatically via </w:t>
       </w:r>
       <w:proofErr w:type="spellStart"/>
-      <w:proofErr w:type="gramStart"/>
       <w:r>
         <w:rPr>
           <w:color w:val="1A202C"/>
         </w:rPr>
-        <w:t>db.create</w:t>
-      </w:r>
-      <w:proofErr w:type="gramEnd"/>
-      <w:r>
-        <w:rPr>
-          <w:color w:val="1A202C"/>
-        </w:rPr>
-        <w:t>_</w:t>
-      </w:r>
-      <w:proofErr w:type="gramStart"/>
-      <w:r>
-        <w:rPr>
-          <w:color w:val="1A202C"/>
-        </w:rPr>
-        <w:t>all</w:t>
+        <w:t>db.create_all</w:t>
       </w:r>
       <w:proofErr w:type="spellEnd"/>
       <w:r>
         <w:rPr>
           <w:color w:val="1A202C"/>
         </w:rPr>
-        <w:t>(</w:t>
-      </w:r>
-      <w:proofErr w:type="gramEnd"/>
-      <w:r>
-        <w:rPr>
-          <w:color w:val="1A202C"/>
-        </w:rPr>
-        <w:t xml:space="preserve">) on first run with the </w:t>
-      </w:r>
-      <w:proofErr w:type="gramStart"/>
-      <w:r>
-        <w:rPr>
-          <w:color w:val="1A202C"/>
-        </w:rPr>
-        <w:t>Admin</w:t>
-      </w:r>
-      <w:proofErr w:type="gramEnd"/>
-      <w:r>
-        <w:rPr>
-          <w:color w:val="1A202C"/>
-        </w:rPr>
-        <w:t xml:space="preserve"> account auto-seeded — no manual setup required.</w:t>
+        <w:t>() on first run with the Admin account auto-seeded — no manual setup required.</w:t>
       </w:r>
     </w:p>
     <w:p/>
@@ -1199,7 +1045,6 @@
         </w:pBdr>
         <w:spacing w:before="260" w:after="100"/>
       </w:pPr>
-      <w:proofErr w:type="gramStart"/>
       <w:r>
         <w:rPr>
           <w:b/>
@@ -1219,18 +1064,7 @@
           <w:sz w:val="20"/>
           <w:szCs w:val="20"/>
         </w:rPr>
-        <w:t xml:space="preserve">  TECHNOLOGIES</w:t>
-      </w:r>
-      <w:proofErr w:type="gramEnd"/>
-      <w:r>
-        <w:rPr>
-          <w:b/>
-          <w:bCs/>
-          <w:color w:val="0D2137"/>
-          <w:sz w:val="20"/>
-          <w:szCs w:val="20"/>
-        </w:rPr>
-        <w:t xml:space="preserve"> USED</w:t>
+        <w:t xml:space="preserve">  TECHNOLOGIES USED</w:t>
       </w:r>
     </w:p>
     <w:tbl>
@@ -2208,7 +2042,15 @@
                 <w:sz w:val="17"/>
                 <w:szCs w:val="17"/>
               </w:rPr>
-              <w:t>Frontend markup, styling, and client-side validation for form interactions.</w:t>
+              <w:t>Frontend markup, styling</w:t>
+            </w:r>
+            <w:r>
+              <w:rPr>
+                <w:color w:val="1A202C"/>
+                <w:sz w:val="17"/>
+                <w:szCs w:val="17"/>
+              </w:rPr>
+              <w:t>.</w:t>
             </w:r>
           </w:p>
         </w:tc>
@@ -13468,40 +13310,48 @@
               <w:spacing w:after="80"/>
               <w:jc w:val="center"/>
             </w:pPr>
-            <w:proofErr w:type="gramStart"/>
-            <w:r>
-              <w:rPr>
-                <w:b/>
-                <w:bCs/>
-                <w:color w:val="E8A020"/>
-                <w:sz w:val="22"/>
-                <w:szCs w:val="22"/>
-              </w:rPr>
-              <w:t>▶  VIDEO</w:t>
-            </w:r>
-            <w:proofErr w:type="gramEnd"/>
-            <w:r>
-              <w:rPr>
-                <w:b/>
-                <w:bCs/>
-                <w:color w:val="E8A020"/>
-                <w:sz w:val="22"/>
-                <w:szCs w:val="22"/>
-              </w:rPr>
-              <w:t xml:space="preserve"> DEMO LINK</w:t>
-            </w:r>
-          </w:p>
-          <w:p>
-            <w:pPr>
-              <w:jc w:val="center"/>
-            </w:pPr>
+            <w:hyperlink r:id="rId8" w:history="1">
+              <w:proofErr w:type="gramStart"/>
+              <w:r>
+                <w:rPr>
+                  <w:rStyle w:val="Hyperlink"/>
+                  <w:rFonts w:ascii="Cambria Math" w:hAnsi="Cambria Math" w:cs="Cambria Math"/>
+                  <w:b/>
+                  <w:bCs/>
+                  <w:sz w:val="22"/>
+                  <w:szCs w:val="22"/>
+                </w:rPr>
+                <w:t>▶</w:t>
+              </w:r>
+              <w:r>
+                <w:rPr>
+                  <w:rStyle w:val="Hyperlink"/>
+                  <w:b/>
+                  <w:bCs/>
+                  <w:sz w:val="22"/>
+                  <w:szCs w:val="22"/>
+                </w:rPr>
+                <w:t xml:space="preserve">  VIDEO</w:t>
+              </w:r>
+              <w:proofErr w:type="gramEnd"/>
+              <w:r>
+                <w:rPr>
+                  <w:rStyle w:val="Hyperlink"/>
+                  <w:b/>
+                  <w:bCs/>
+                  <w:sz w:val="22"/>
+                  <w:szCs w:val="22"/>
+                </w:rPr>
+                <w:t xml:space="preserve"> DEMO LINK</w:t>
+              </w:r>
+            </w:hyperlink>
           </w:p>
         </w:tc>
       </w:tr>
     </w:tbl>
     <w:p/>
     <w:sectPr>
-      <w:footerReference w:type="default" r:id="rId8"/>
+      <w:footerReference w:type="default" r:id="rId9"/>
       <w:pgSz w:w="11906" w:h="16838"/>
       <w:pgMar w:top="800" w:right="860" w:bottom="800" w:left="860" w:header="708" w:footer="708" w:gutter="0"/>
       <w:cols w:space="720"/>
@@ -14360,6 +14210,30 @@
       <w:szCs w:val="20"/>
     </w:rPr>
   </w:style>
+  <w:style w:type="character" w:styleId="UnresolvedMention">
+    <w:name w:val="Unresolved Mention"/>
+    <w:basedOn w:val="DefaultParagraphFont"/>
+    <w:uiPriority w:val="99"/>
+    <w:semiHidden/>
+    <w:unhideWhenUsed/>
+    <w:rsid w:val="00BD0ABE"/>
+    <w:rPr>
+      <w:color w:val="605E5C"/>
+      <w:shd w:val="clear" w:color="auto" w:fill="E1DFDD"/>
+    </w:rPr>
+  </w:style>
+  <w:style w:type="character" w:styleId="FollowedHyperlink">
+    <w:name w:val="FollowedHyperlink"/>
+    <w:basedOn w:val="DefaultParagraphFont"/>
+    <w:uiPriority w:val="99"/>
+    <w:semiHidden/>
+    <w:unhideWhenUsed/>
+    <w:rsid w:val="00BD0ABE"/>
+    <w:rPr>
+      <w:color w:val="954F72" w:themeColor="followedHyperlink"/>
+      <w:u w:val="single"/>
+    </w:rPr>
+  </w:style>
 </w:styles>
 </file>
 
